--- a/КурсоваФайли/Технічне завдання.docx
+++ b/КурсоваФайли/Технічне завдання.docx
@@ -1363,7 +1363,14 @@
           <w:szCs w:val="28"/>
         </w:rPr>
         <w:tab/>
-        <w:t>6</w:t>
+      </w:r>
+      <w:r>
+        <w:rPr>
+          <w:color w:val="000000"/>
+          <w:sz w:val="28"/>
+          <w:szCs w:val="28"/>
+        </w:rPr>
+        <w:t>5</w:t>
       </w:r>
     </w:p>
     <w:p>
@@ -1413,6 +1420,13 @@
           <w:szCs w:val="28"/>
         </w:rPr>
         <w:tab/>
+      </w:r>
+      <w:r>
+        <w:rPr>
+          <w:color w:val="000000"/>
+          <w:sz w:val="28"/>
+          <w:szCs w:val="28"/>
+        </w:rPr>
         <w:t>6</w:t>
       </w:r>
     </w:p>
@@ -1443,8 +1457,9 @@
         <w:tabs>
           <w:tab w:val="left" w:pos="2127"/>
         </w:tabs>
-        <w:spacing w:before="77"/>
+        <w:spacing w:before="77" w:line="360" w:lineRule="auto"/>
         <w:ind w:left="567" w:hanging="425"/>
+        <w:jc w:val="both"/>
       </w:pPr>
       <w:r>
         <w:lastRenderedPageBreak/>
@@ -1737,7 +1752,9 @@
         <w:tabs>
           <w:tab w:val="left" w:pos="1066"/>
         </w:tabs>
+        <w:spacing w:line="360" w:lineRule="auto"/>
         <w:ind w:left="567" w:hanging="425"/>
+        <w:jc w:val="both"/>
       </w:pPr>
       <w:r>
         <w:t>ПІДСТАВИ ДЛЯ РОЗРОБЛЕННЯ</w:t>
@@ -1767,7 +1784,41 @@
           <w:sz w:val="28"/>
           <w:szCs w:val="28"/>
         </w:rPr>
-        <w:t>Підставою для розроблення є завдання на виконання курсової роботи з дисципліни «Програмування» студентами ІІ курсу кафедри програмного забезпечення комп’ютерних систем Національного технічного університету України «Київський політехнічний інститут імені Ігоря Сікорського».</w:t>
+        <w:t>Підставою для розроблення є завдання на виконання курсово</w:t>
+      </w:r>
+      <w:r>
+        <w:rPr>
+          <w:color w:val="000000"/>
+          <w:sz w:val="28"/>
+          <w:szCs w:val="28"/>
+        </w:rPr>
+        <w:t>го</w:t>
+      </w:r>
+      <w:r>
+        <w:rPr>
+          <w:color w:val="000000"/>
+          <w:sz w:val="28"/>
+          <w:szCs w:val="28"/>
+        </w:rPr>
+        <w:t xml:space="preserve"> </w:t>
+      </w:r>
+      <w:proofErr w:type="spellStart"/>
+      <w:r>
+        <w:rPr>
+          <w:color w:val="000000"/>
+          <w:sz w:val="28"/>
+          <w:szCs w:val="28"/>
+        </w:rPr>
+        <w:t>проєкту</w:t>
+      </w:r>
+      <w:proofErr w:type="spellEnd"/>
+      <w:r>
+        <w:rPr>
+          <w:color w:val="000000"/>
+          <w:sz w:val="28"/>
+          <w:szCs w:val="28"/>
+        </w:rPr>
+        <w:t xml:space="preserve"> з дисципліни «Програмування» студентами ІІ курсу кафедри програмного забезпечення комп’ютерних систем Національного технічного університету України «Київський політехнічний інститут імені Ігоря Сікорського».</w:t>
       </w:r>
     </w:p>
     <w:p>
@@ -1777,7 +1828,9 @@
           <w:ilvl w:val="0"/>
           <w:numId w:val="3"/>
         </w:numPr>
+        <w:spacing w:line="360" w:lineRule="auto"/>
         <w:ind w:left="567" w:right="3" w:hanging="425"/>
+        <w:jc w:val="both"/>
       </w:pPr>
       <w:r>
         <w:t>ПРИЗНАЧЕННЯ РОЗРОБКИ</w:t>
@@ -1787,10 +1840,10 @@
       <w:pPr>
         <w:spacing w:line="360" w:lineRule="auto"/>
         <w:ind w:firstLine="567"/>
-        <w:rPr>
-          <w:sz w:val="28"/>
-          <w:szCs w:val="28"/>
-          <w:lang w:val="ru-RU"/>
+        <w:jc w:val="both"/>
+        <w:rPr>
+          <w:sz w:val="28"/>
+          <w:szCs w:val="28"/>
         </w:rPr>
       </w:pPr>
       <w:r>
@@ -1981,6 +2034,7 @@
       <w:pPr>
         <w:spacing w:line="360" w:lineRule="auto"/>
         <w:ind w:firstLine="567"/>
+        <w:jc w:val="both"/>
         <w:rPr>
           <w:sz w:val="28"/>
           <w:szCs w:val="28"/>
@@ -2049,6 +2103,7 @@
           <w:numId w:val="5"/>
         </w:numPr>
         <w:spacing w:line="360" w:lineRule="auto"/>
+        <w:jc w:val="both"/>
         <w:rPr>
           <w:sz w:val="28"/>
           <w:szCs w:val="28"/>
@@ -2153,6 +2208,7 @@
           <w:numId w:val="5"/>
         </w:numPr>
         <w:spacing w:line="360" w:lineRule="auto"/>
+        <w:jc w:val="both"/>
         <w:rPr>
           <w:sz w:val="28"/>
           <w:szCs w:val="28"/>
@@ -2239,6 +2295,7 @@
           <w:numId w:val="5"/>
         </w:numPr>
         <w:spacing w:line="360" w:lineRule="auto"/>
+        <w:jc w:val="both"/>
         <w:rPr>
           <w:sz w:val="28"/>
           <w:szCs w:val="28"/>
@@ -2271,6 +2328,7 @@
           <w:numId w:val="5"/>
         </w:numPr>
         <w:spacing w:line="360" w:lineRule="auto"/>
+        <w:jc w:val="both"/>
         <w:rPr>
           <w:sz w:val="28"/>
           <w:szCs w:val="28"/>
@@ -2339,6 +2397,7 @@
           <w:numId w:val="5"/>
         </w:numPr>
         <w:spacing w:line="360" w:lineRule="auto"/>
+        <w:jc w:val="both"/>
         <w:rPr>
           <w:sz w:val="28"/>
           <w:szCs w:val="28"/>
@@ -2425,6 +2484,7 @@
           <w:numId w:val="5"/>
         </w:numPr>
         <w:spacing w:line="360" w:lineRule="auto"/>
+        <w:jc w:val="both"/>
         <w:rPr>
           <w:sz w:val="28"/>
           <w:szCs w:val="28"/>
@@ -2549,6 +2609,7 @@
         </w:numPr>
         <w:spacing w:line="360" w:lineRule="auto"/>
         <w:ind w:left="567" w:hanging="425"/>
+        <w:jc w:val="both"/>
       </w:pPr>
       <w:r>
         <w:t>ТЕХНІЧНІ ВИМОГИ</w:t>
@@ -2571,6 +2632,8 @@
           <w:tab w:val="left" w:pos="1278"/>
         </w:tabs>
         <w:spacing w:before="161" w:line="360" w:lineRule="auto"/>
+        <w:ind w:left="0" w:firstLine="567"/>
+        <w:jc w:val="both"/>
         <w:rPr>
           <w:b/>
           <w:bCs/>
@@ -2670,7 +2733,7 @@
           <w:numId w:val="6"/>
         </w:numPr>
         <w:spacing w:before="240" w:line="360" w:lineRule="auto"/>
-        <w:ind w:right="3"/>
+        <w:ind w:left="0" w:right="3" w:firstLine="567"/>
         <w:jc w:val="both"/>
         <w:rPr>
           <w:color w:val="000000"/>
@@ -2687,6 +2750,7 @@
           <w:szCs w:val="28"/>
           <w:lang w:val="ru-RU"/>
         </w:rPr>
+        <w:lastRenderedPageBreak/>
         <w:t>реалізовувати</w:t>
       </w:r>
       <w:proofErr w:type="spellEnd"/>
@@ -2767,7 +2831,7 @@
           <w:numId w:val="6"/>
         </w:numPr>
         <w:spacing w:before="240" w:line="360" w:lineRule="auto"/>
-        <w:ind w:right="3"/>
+        <w:ind w:left="0" w:right="3" w:firstLine="567"/>
         <w:jc w:val="both"/>
         <w:rPr>
           <w:color w:val="000000"/>
@@ -2783,7 +2847,6 @@
           <w:szCs w:val="28"/>
           <w:lang w:val="en-US"/>
         </w:rPr>
-        <w:lastRenderedPageBreak/>
         <w:t xml:space="preserve">Presentation Layer (VM/UI), </w:t>
       </w:r>
     </w:p>
@@ -2794,7 +2857,7 @@
           <w:numId w:val="6"/>
         </w:numPr>
         <w:spacing w:before="240" w:line="360" w:lineRule="auto"/>
-        <w:ind w:right="3"/>
+        <w:ind w:left="0" w:right="3" w:firstLine="567"/>
         <w:jc w:val="both"/>
         <w:rPr>
           <w:color w:val="000000"/>
@@ -2820,7 +2883,7 @@
           <w:numId w:val="6"/>
         </w:numPr>
         <w:spacing w:before="240" w:line="360" w:lineRule="auto"/>
-        <w:ind w:right="3"/>
+        <w:ind w:left="0" w:right="3" w:firstLine="567"/>
         <w:jc w:val="both"/>
         <w:rPr>
           <w:color w:val="000000"/>
@@ -2846,7 +2909,7 @@
           <w:numId w:val="6"/>
         </w:numPr>
         <w:spacing w:before="240" w:line="360" w:lineRule="auto"/>
-        <w:ind w:right="3"/>
+        <w:ind w:left="0" w:right="3" w:firstLine="567"/>
         <w:jc w:val="both"/>
         <w:rPr>
           <w:color w:val="000000"/>
@@ -2872,7 +2935,7 @@
           <w:numId w:val="6"/>
         </w:numPr>
         <w:spacing w:before="240" w:line="360" w:lineRule="auto"/>
-        <w:ind w:right="3"/>
+        <w:ind w:left="0" w:right="3" w:firstLine="567"/>
         <w:jc w:val="both"/>
         <w:rPr>
           <w:color w:val="000000"/>
@@ -2929,7 +2992,7 @@
           <w:numId w:val="6"/>
         </w:numPr>
         <w:spacing w:before="240" w:line="360" w:lineRule="auto"/>
-        <w:ind w:right="3"/>
+        <w:ind w:left="0" w:right="3" w:firstLine="567"/>
         <w:jc w:val="both"/>
         <w:rPr>
           <w:color w:val="000000"/>
@@ -3035,7 +3098,7 @@
           <w:numId w:val="6"/>
         </w:numPr>
         <w:spacing w:before="240" w:line="360" w:lineRule="auto"/>
-        <w:ind w:right="3"/>
+        <w:ind w:left="0" w:right="3" w:firstLine="567"/>
         <w:jc w:val="both"/>
         <w:rPr>
           <w:color w:val="000000"/>
@@ -3192,7 +3255,7 @@
           <w:numId w:val="6"/>
         </w:numPr>
         <w:spacing w:before="240" w:line="360" w:lineRule="auto"/>
-        <w:ind w:right="3"/>
+        <w:ind w:left="0" w:right="3" w:firstLine="567"/>
         <w:jc w:val="both"/>
         <w:rPr>
           <w:color w:val="000000"/>
@@ -3309,7 +3372,7 @@
           <w:numId w:val="6"/>
         </w:numPr>
         <w:spacing w:before="240" w:line="360" w:lineRule="auto"/>
-        <w:ind w:right="3"/>
+        <w:ind w:left="0" w:right="3" w:firstLine="567"/>
         <w:jc w:val="both"/>
         <w:rPr>
           <w:color w:val="000000"/>
@@ -3406,7 +3469,7 @@
           <w:numId w:val="6"/>
         </w:numPr>
         <w:spacing w:before="240" w:line="360" w:lineRule="auto"/>
-        <w:ind w:right="3"/>
+        <w:ind w:left="0" w:right="3" w:firstLine="567"/>
         <w:jc w:val="both"/>
         <w:rPr>
           <w:color w:val="000000"/>
@@ -3503,7 +3566,7 @@
           <w:numId w:val="6"/>
         </w:numPr>
         <w:spacing w:before="240" w:line="360" w:lineRule="auto"/>
-        <w:ind w:right="3"/>
+        <w:ind w:left="0" w:right="3" w:firstLine="567"/>
         <w:jc w:val="both"/>
         <w:rPr>
           <w:color w:val="000000"/>
@@ -3580,7 +3643,7 @@
           <w:numId w:val="6"/>
         </w:numPr>
         <w:spacing w:before="240" w:line="360" w:lineRule="auto"/>
-        <w:ind w:right="3"/>
+        <w:ind w:left="0" w:right="3" w:firstLine="567"/>
         <w:jc w:val="both"/>
         <w:rPr>
           <w:color w:val="000000"/>
@@ -3617,7 +3680,7 @@
           <w:numId w:val="6"/>
         </w:numPr>
         <w:spacing w:before="240" w:line="360" w:lineRule="auto"/>
-        <w:ind w:right="3"/>
+        <w:ind w:left="0" w:right="3" w:firstLine="567"/>
         <w:jc w:val="both"/>
         <w:rPr>
           <w:color w:val="000000"/>
@@ -3714,7 +3777,7 @@
           <w:numId w:val="6"/>
         </w:numPr>
         <w:spacing w:before="240" w:line="360" w:lineRule="auto"/>
-        <w:ind w:right="3"/>
+        <w:ind w:left="0" w:right="3" w:firstLine="567"/>
         <w:jc w:val="both"/>
         <w:rPr>
           <w:color w:val="000000"/>
@@ -3927,7 +3990,7 @@
     <w:p>
       <w:pPr>
         <w:spacing w:before="240" w:line="360" w:lineRule="auto"/>
-        <w:ind w:left="851" w:right="3" w:firstLine="567"/>
+        <w:ind w:right="3" w:firstLine="567"/>
         <w:jc w:val="both"/>
         <w:rPr>
           <w:sz w:val="28"/>
@@ -3968,7 +4031,7 @@
           <w:between w:val="nil"/>
         </w:pBdr>
         <w:spacing w:before="1" w:line="360" w:lineRule="auto"/>
-        <w:ind w:left="851" w:right="3" w:firstLine="567"/>
+        <w:ind w:right="3" w:firstLine="567"/>
         <w:jc w:val="both"/>
         <w:rPr>
           <w:color w:val="000000"/>
@@ -3982,7 +4045,7 @@
           <w:sz w:val="28"/>
           <w:szCs w:val="28"/>
         </w:rPr>
-        <w:t xml:space="preserve">Необхідно передбачити також можливість збереження сервісної </w:t>
+        <w:t xml:space="preserve">Необхідно передбачити також можливість збереження сервісної інформації </w:t>
       </w:r>
       <w:r>
         <w:rPr>
@@ -3991,7 +4054,7 @@
           <w:szCs w:val="28"/>
         </w:rPr>
         <w:lastRenderedPageBreak/>
-        <w:t>інформації про роботу програми у певний файл.</w:t>
+        <w:t>про роботу програми у певний файл.</w:t>
       </w:r>
     </w:p>
     <w:p>
@@ -4003,8 +4066,9 @@
           <w:right w:val="nil"/>
           <w:between w:val="nil"/>
         </w:pBdr>
-        <w:spacing w:line="321" w:lineRule="auto"/>
-        <w:ind w:left="851" w:right="3" w:firstLine="567"/>
+        <w:spacing w:line="360" w:lineRule="auto"/>
+        <w:ind w:right="3" w:firstLine="567"/>
+        <w:jc w:val="both"/>
         <w:rPr>
           <w:color w:val="000000"/>
           <w:sz w:val="28"/>
@@ -4034,7 +4098,8 @@
           <w:between w:val="nil"/>
         </w:pBdr>
         <w:spacing w:before="163" w:line="360" w:lineRule="auto"/>
-        <w:ind w:left="1843" w:right="3" w:hanging="284"/>
+        <w:ind w:left="0" w:right="3" w:firstLine="567"/>
+        <w:jc w:val="both"/>
         <w:rPr>
           <w:color w:val="000000"/>
           <w:sz w:val="28"/>
@@ -4064,7 +4129,8 @@
           <w:between w:val="nil"/>
         </w:pBdr>
         <w:spacing w:line="360" w:lineRule="auto"/>
-        <w:ind w:left="1843" w:right="3" w:hanging="284"/>
+        <w:ind w:left="0" w:right="3" w:firstLine="567"/>
+        <w:jc w:val="both"/>
         <w:rPr>
           <w:color w:val="000000"/>
           <w:sz w:val="28"/>
@@ -4093,12 +4159,14 @@
           <w:right w:val="nil"/>
           <w:between w:val="nil"/>
         </w:pBdr>
-        <w:spacing w:line="321" w:lineRule="auto"/>
-        <w:ind w:left="1843" w:right="3" w:hanging="284"/>
-        <w:rPr>
-          <w:color w:val="000000"/>
-          <w:sz w:val="28"/>
-          <w:szCs w:val="28"/>
+        <w:spacing w:line="360" w:lineRule="auto"/>
+        <w:ind w:left="0" w:right="3" w:firstLine="567"/>
+        <w:jc w:val="both"/>
+        <w:rPr>
+          <w:b/>
+          <w:bCs/>
+          <w:i/>
+          <w:iCs/>
         </w:rPr>
       </w:pPr>
       <w:r>
@@ -4109,6 +4177,210 @@
         </w:rPr>
         <w:t>можливість запускати сервер на різних операційних системах.</w:t>
       </w:r>
+    </w:p>
+    <w:p>
+      <w:pPr>
+        <w:pBdr>
+          <w:top w:val="nil"/>
+          <w:left w:val="nil"/>
+          <w:bottom w:val="nil"/>
+          <w:right w:val="nil"/>
+          <w:between w:val="nil"/>
+        </w:pBdr>
+        <w:spacing w:line="360" w:lineRule="auto"/>
+        <w:ind w:left="567" w:right="3"/>
+        <w:jc w:val="both"/>
+        <w:rPr>
+          <w:b/>
+          <w:bCs/>
+          <w:i/>
+          <w:iCs/>
+        </w:rPr>
+      </w:pPr>
+    </w:p>
+    <w:p>
+      <w:pPr>
+        <w:pBdr>
+          <w:top w:val="nil"/>
+          <w:left w:val="nil"/>
+          <w:bottom w:val="nil"/>
+          <w:right w:val="nil"/>
+          <w:between w:val="nil"/>
+        </w:pBdr>
+        <w:spacing w:line="360" w:lineRule="auto"/>
+        <w:ind w:right="3" w:firstLine="567"/>
+        <w:jc w:val="both"/>
+        <w:rPr>
+          <w:b/>
+          <w:bCs/>
+          <w:i/>
+          <w:iCs/>
+          <w:sz w:val="28"/>
+          <w:szCs w:val="28"/>
+        </w:rPr>
+      </w:pPr>
+      <w:r>
+        <w:rPr>
+          <w:sz w:val="28"/>
+          <w:szCs w:val="28"/>
+        </w:rPr>
+        <w:t>Вимоги до програмного забезпечення</w:t>
+      </w:r>
+      <w:r>
+        <w:rPr>
+          <w:sz w:val="28"/>
+          <w:szCs w:val="28"/>
+        </w:rPr>
+        <w:t>:</w:t>
+      </w:r>
+    </w:p>
+    <w:p>
+      <w:pPr>
+        <w:pStyle w:val="ListParagraph"/>
+        <w:numPr>
+          <w:ilvl w:val="0"/>
+          <w:numId w:val="12"/>
+        </w:numPr>
+        <w:spacing w:line="360" w:lineRule="auto"/>
+        <w:ind w:left="0" w:firstLine="567"/>
+        <w:jc w:val="both"/>
+        <w:rPr>
+          <w:sz w:val="28"/>
+          <w:szCs w:val="28"/>
+          <w:lang w:eastAsia="en-US" w:bidi="ar-SA"/>
+        </w:rPr>
+      </w:pPr>
+      <w:r>
+        <w:rPr>
+          <w:sz w:val="28"/>
+          <w:szCs w:val="28"/>
+        </w:rPr>
+        <w:t xml:space="preserve">Операційна система: MS Windows 10/11; </w:t>
+      </w:r>
+    </w:p>
+    <w:p>
+      <w:pPr>
+        <w:pStyle w:val="ListParagraph"/>
+        <w:numPr>
+          <w:ilvl w:val="0"/>
+          <w:numId w:val="12"/>
+        </w:numPr>
+        <w:spacing w:line="360" w:lineRule="auto"/>
+        <w:ind w:left="0" w:firstLine="567"/>
+        <w:jc w:val="both"/>
+        <w:rPr>
+          <w:sz w:val="28"/>
+          <w:szCs w:val="28"/>
+        </w:rPr>
+      </w:pPr>
+      <w:r>
+        <w:rPr>
+          <w:sz w:val="28"/>
+          <w:szCs w:val="28"/>
+        </w:rPr>
+        <w:t xml:space="preserve">Платформа: .NET; </w:t>
+      </w:r>
+    </w:p>
+    <w:p>
+      <w:pPr>
+        <w:pStyle w:val="ListParagraph"/>
+        <w:numPr>
+          <w:ilvl w:val="0"/>
+          <w:numId w:val="12"/>
+        </w:numPr>
+        <w:spacing w:line="360" w:lineRule="auto"/>
+        <w:ind w:left="0" w:firstLine="567"/>
+        <w:jc w:val="both"/>
+        <w:rPr>
+          <w:sz w:val="28"/>
+          <w:szCs w:val="28"/>
+        </w:rPr>
+      </w:pPr>
+      <w:r>
+        <w:rPr>
+          <w:sz w:val="28"/>
+          <w:szCs w:val="28"/>
+        </w:rPr>
+        <w:t xml:space="preserve">Мова програмування: C#; </w:t>
+      </w:r>
+    </w:p>
+    <w:p>
+      <w:pPr>
+        <w:pStyle w:val="ListParagraph"/>
+        <w:numPr>
+          <w:ilvl w:val="0"/>
+          <w:numId w:val="12"/>
+        </w:numPr>
+        <w:spacing w:line="360" w:lineRule="auto"/>
+        <w:ind w:left="0" w:firstLine="567"/>
+        <w:jc w:val="both"/>
+        <w:rPr>
+          <w:sz w:val="28"/>
+          <w:szCs w:val="28"/>
+        </w:rPr>
+      </w:pPr>
+      <w:r>
+        <w:rPr>
+          <w:sz w:val="28"/>
+          <w:szCs w:val="28"/>
+        </w:rPr>
+        <w:t xml:space="preserve">UI </w:t>
+      </w:r>
+      <w:proofErr w:type="spellStart"/>
+      <w:r>
+        <w:rPr>
+          <w:sz w:val="28"/>
+          <w:szCs w:val="28"/>
+        </w:rPr>
+        <w:t>Framework</w:t>
+      </w:r>
+      <w:proofErr w:type="spellEnd"/>
+      <w:r>
+        <w:rPr>
+          <w:sz w:val="28"/>
+          <w:szCs w:val="28"/>
+        </w:rPr>
+        <w:t xml:space="preserve">: WPF; </w:t>
+      </w:r>
+    </w:p>
+    <w:p>
+      <w:pPr>
+        <w:pStyle w:val="ListParagraph"/>
+        <w:numPr>
+          <w:ilvl w:val="0"/>
+          <w:numId w:val="12"/>
+        </w:numPr>
+        <w:spacing w:line="360" w:lineRule="auto"/>
+        <w:ind w:left="0" w:firstLine="567"/>
+        <w:jc w:val="both"/>
+        <w:rPr>
+          <w:b/>
+          <w:bCs/>
+          <w:sz w:val="28"/>
+          <w:szCs w:val="28"/>
+        </w:rPr>
+      </w:pPr>
+      <w:r>
+        <w:rPr>
+          <w:sz w:val="28"/>
+          <w:szCs w:val="28"/>
+        </w:rPr>
+        <w:t>Архітектурний підхід: MVVM.</w:t>
+      </w:r>
+    </w:p>
+    <w:p>
+      <w:pPr>
+        <w:pStyle w:val="ListParagraph"/>
+        <w:spacing w:line="360" w:lineRule="auto"/>
+        <w:ind w:left="567" w:firstLine="0"/>
+        <w:jc w:val="both"/>
+        <w:rPr>
+          <w:b/>
+          <w:bCs/>
+          <w:sz w:val="28"/>
+          <w:szCs w:val="28"/>
+        </w:rPr>
+      </w:pPr>
     </w:p>
     <w:p>
       <w:pPr>
@@ -4120,1137 +4392,9 @@
         <w:tabs>
           <w:tab w:val="left" w:pos="1278"/>
         </w:tabs>
-        <w:spacing w:before="165"/>
-        <w:ind w:right="3"/>
-      </w:pPr>
-      <w:r>
-        <w:t>Реалізовані шаблони проектування</w:t>
-      </w:r>
-    </w:p>
-    <w:p>
-      <w:pPr>
-        <w:spacing w:line="360" w:lineRule="auto"/>
-        <w:ind w:firstLine="567"/>
-        <w:rPr>
-          <w:b/>
-          <w:bCs/>
-          <w:sz w:val="28"/>
-          <w:szCs w:val="28"/>
-          <w:lang w:val="ru-RU"/>
-        </w:rPr>
-      </w:pPr>
-      <w:r>
-        <w:rPr>
-          <w:sz w:val="28"/>
-          <w:szCs w:val="28"/>
-        </w:rPr>
-        <w:t xml:space="preserve">У програмному забезпеченні необхідно реалізувати такі шаблони </w:t>
-      </w:r>
-      <w:proofErr w:type="spellStart"/>
-      <w:r>
-        <w:rPr>
-          <w:sz w:val="28"/>
-          <w:szCs w:val="28"/>
-        </w:rPr>
-        <w:t>проєктування</w:t>
-      </w:r>
-      <w:proofErr w:type="spellEnd"/>
-      <w:r>
-        <w:rPr>
-          <w:sz w:val="28"/>
-          <w:szCs w:val="28"/>
-        </w:rPr>
-        <w:t>:</w:t>
-      </w:r>
-    </w:p>
-    <w:p>
-      <w:pPr>
-        <w:spacing w:line="360" w:lineRule="auto"/>
-        <w:ind w:firstLine="567"/>
-        <w:rPr>
-          <w:sz w:val="28"/>
-          <w:szCs w:val="28"/>
-          <w:lang w:val="en-US"/>
-        </w:rPr>
-      </w:pPr>
-      <w:r>
-        <w:rPr>
-          <w:sz w:val="28"/>
-          <w:szCs w:val="28"/>
-          <w:lang w:val="en-US"/>
-        </w:rPr>
-        <w:t>Creational Patterns</w:t>
-      </w:r>
-    </w:p>
-    <w:p>
-      <w:pPr>
-        <w:pStyle w:val="ListParagraph"/>
-        <w:numPr>
-          <w:ilvl w:val="0"/>
-          <w:numId w:val="10"/>
-        </w:numPr>
-        <w:spacing w:line="360" w:lineRule="auto"/>
-        <w:rPr>
-          <w:sz w:val="28"/>
-          <w:szCs w:val="28"/>
-          <w:lang w:val="en-US"/>
-        </w:rPr>
-      </w:pPr>
-      <w:r>
-        <w:rPr>
-          <w:sz w:val="28"/>
-          <w:szCs w:val="28"/>
-          <w:lang w:val="en-US"/>
-        </w:rPr>
-        <w:t xml:space="preserve">Builder; </w:t>
-      </w:r>
-    </w:p>
-    <w:p>
-      <w:pPr>
-        <w:pStyle w:val="ListParagraph"/>
-        <w:numPr>
-          <w:ilvl w:val="0"/>
-          <w:numId w:val="10"/>
-        </w:numPr>
-        <w:spacing w:line="360" w:lineRule="auto"/>
-        <w:rPr>
-          <w:sz w:val="28"/>
-          <w:szCs w:val="28"/>
-          <w:lang w:val="en-US"/>
-        </w:rPr>
-      </w:pPr>
-      <w:r>
-        <w:rPr>
-          <w:sz w:val="28"/>
-          <w:szCs w:val="28"/>
-          <w:lang w:val="en-US"/>
-        </w:rPr>
-        <w:t xml:space="preserve">Factory Method; </w:t>
-      </w:r>
-    </w:p>
-    <w:p>
-      <w:pPr>
-        <w:pStyle w:val="ListParagraph"/>
-        <w:numPr>
-          <w:ilvl w:val="0"/>
-          <w:numId w:val="10"/>
-        </w:numPr>
-        <w:spacing w:line="360" w:lineRule="auto"/>
-        <w:rPr>
-          <w:sz w:val="28"/>
-          <w:szCs w:val="28"/>
-          <w:lang w:val="en-US"/>
-        </w:rPr>
-      </w:pPr>
-      <w:r>
-        <w:rPr>
-          <w:sz w:val="28"/>
-          <w:szCs w:val="28"/>
-          <w:lang w:val="en-US"/>
-        </w:rPr>
-        <w:t xml:space="preserve">Prototype; </w:t>
-      </w:r>
-    </w:p>
-    <w:p>
-      <w:pPr>
-        <w:pStyle w:val="ListParagraph"/>
-        <w:numPr>
-          <w:ilvl w:val="0"/>
-          <w:numId w:val="10"/>
-        </w:numPr>
-        <w:spacing w:line="360" w:lineRule="auto"/>
-        <w:rPr>
-          <w:sz w:val="28"/>
-          <w:szCs w:val="28"/>
-          <w:lang w:val="en-US"/>
-        </w:rPr>
-      </w:pPr>
-      <w:r>
-        <w:rPr>
-          <w:sz w:val="28"/>
-          <w:szCs w:val="28"/>
-          <w:lang w:val="en-US"/>
-        </w:rPr>
-        <w:t xml:space="preserve">Singleton. </w:t>
-      </w:r>
-    </w:p>
-    <w:p>
-      <w:pPr>
-        <w:spacing w:line="360" w:lineRule="auto"/>
-        <w:ind w:firstLine="567"/>
-        <w:rPr>
-          <w:sz w:val="28"/>
-          <w:szCs w:val="28"/>
-          <w:lang w:val="en-US"/>
-        </w:rPr>
-      </w:pPr>
-      <w:r>
-        <w:rPr>
-          <w:sz w:val="28"/>
-          <w:szCs w:val="28"/>
-          <w:lang w:val="en-US"/>
-        </w:rPr>
-        <w:t>Structural Patterns</w:t>
-      </w:r>
-    </w:p>
-    <w:p>
-      <w:pPr>
-        <w:pStyle w:val="ListParagraph"/>
-        <w:numPr>
-          <w:ilvl w:val="0"/>
-          <w:numId w:val="11"/>
-        </w:numPr>
-        <w:spacing w:line="360" w:lineRule="auto"/>
-        <w:rPr>
-          <w:sz w:val="28"/>
-          <w:szCs w:val="28"/>
-          <w:lang w:val="en-US"/>
-        </w:rPr>
-      </w:pPr>
-      <w:r>
-        <w:rPr>
-          <w:sz w:val="28"/>
-          <w:szCs w:val="28"/>
-          <w:lang w:val="en-US"/>
-        </w:rPr>
-        <w:t xml:space="preserve">Composite; </w:t>
-      </w:r>
-    </w:p>
-    <w:p>
-      <w:pPr>
-        <w:pStyle w:val="ListParagraph"/>
-        <w:numPr>
-          <w:ilvl w:val="0"/>
-          <w:numId w:val="11"/>
-        </w:numPr>
-        <w:spacing w:line="360" w:lineRule="auto"/>
-        <w:rPr>
-          <w:sz w:val="28"/>
-          <w:szCs w:val="28"/>
-          <w:lang w:val="en-US"/>
-        </w:rPr>
-      </w:pPr>
-      <w:r>
-        <w:rPr>
-          <w:sz w:val="28"/>
-          <w:szCs w:val="28"/>
-          <w:lang w:val="en-US"/>
-        </w:rPr>
-        <w:t xml:space="preserve">Decorator; </w:t>
-      </w:r>
-    </w:p>
-    <w:p>
-      <w:pPr>
-        <w:pStyle w:val="ListParagraph"/>
-        <w:numPr>
-          <w:ilvl w:val="0"/>
-          <w:numId w:val="11"/>
-        </w:numPr>
-        <w:spacing w:line="360" w:lineRule="auto"/>
-        <w:rPr>
-          <w:sz w:val="28"/>
-          <w:szCs w:val="28"/>
-          <w:lang w:val="en-US"/>
-        </w:rPr>
-      </w:pPr>
-      <w:r>
-        <w:rPr>
-          <w:sz w:val="28"/>
-          <w:szCs w:val="28"/>
-          <w:lang w:val="en-US"/>
-        </w:rPr>
-        <w:t xml:space="preserve">Facade. </w:t>
-      </w:r>
-    </w:p>
-    <w:p>
-      <w:pPr>
-        <w:spacing w:line="360" w:lineRule="auto"/>
-        <w:ind w:firstLine="567"/>
-        <w:rPr>
-          <w:sz w:val="28"/>
-          <w:szCs w:val="28"/>
-          <w:lang w:val="en-US"/>
-        </w:rPr>
-      </w:pPr>
-      <w:r>
-        <w:rPr>
-          <w:sz w:val="28"/>
-          <w:szCs w:val="28"/>
-          <w:lang w:val="en-US"/>
-        </w:rPr>
-        <w:t>Behavioral Patterns</w:t>
-      </w:r>
-    </w:p>
-    <w:p>
-      <w:pPr>
-        <w:pStyle w:val="ListParagraph"/>
-        <w:numPr>
-          <w:ilvl w:val="0"/>
-          <w:numId w:val="12"/>
-        </w:numPr>
-        <w:spacing w:line="360" w:lineRule="auto"/>
-        <w:rPr>
-          <w:sz w:val="28"/>
-          <w:szCs w:val="28"/>
-          <w:lang w:val="en-US"/>
-        </w:rPr>
-      </w:pPr>
-      <w:r>
-        <w:rPr>
-          <w:sz w:val="28"/>
-          <w:szCs w:val="28"/>
-          <w:lang w:val="en-US"/>
-        </w:rPr>
-        <w:t>Chain of Responsibility.</w:t>
-      </w:r>
-    </w:p>
-    <w:p>
-      <w:pPr>
-        <w:pStyle w:val="Heading2"/>
-        <w:tabs>
-          <w:tab w:val="left" w:pos="1278"/>
-        </w:tabs>
-        <w:spacing w:before="1"/>
-        <w:ind w:left="1277" w:right="3"/>
-        <w:rPr>
-          <w:b w:val="0"/>
-          <w:bCs w:val="0"/>
-          <w:lang w:val="ru-RU"/>
-        </w:rPr>
-      </w:pPr>
-    </w:p>
-    <w:p>
-      <w:pPr>
-        <w:pStyle w:val="Heading2"/>
-        <w:tabs>
-          <w:tab w:val="left" w:pos="1278"/>
-        </w:tabs>
-        <w:spacing w:before="1"/>
-        <w:ind w:left="1277" w:right="3"/>
-        <w:rPr>
-          <w:b w:val="0"/>
-          <w:bCs w:val="0"/>
-          <w:i/>
-          <w:iCs/>
-          <w:lang w:val="ru-RU"/>
-        </w:rPr>
-      </w:pPr>
-    </w:p>
-    <w:p>
-      <w:pPr>
-        <w:pStyle w:val="Heading2"/>
-        <w:numPr>
-          <w:ilvl w:val="1"/>
-          <w:numId w:val="3"/>
-        </w:numPr>
-        <w:tabs>
-          <w:tab w:val="left" w:pos="1278"/>
-        </w:tabs>
-        <w:spacing w:before="1"/>
-        <w:ind w:right="3"/>
-        <w:rPr>
-          <w:b w:val="0"/>
-          <w:bCs w:val="0"/>
-          <w:i/>
-          <w:iCs/>
-        </w:rPr>
-      </w:pPr>
-      <w:r>
-        <w:t>Відповідність шаблонів про</w:t>
-      </w:r>
-      <w:r>
-        <w:t>е</w:t>
-      </w:r>
-      <w:r>
-        <w:t>ктування компонентам системи</w:t>
-      </w:r>
-    </w:p>
-    <w:p>
-      <w:pPr>
-        <w:spacing w:line="360" w:lineRule="auto"/>
-        <w:ind w:firstLine="567"/>
+        <w:spacing w:before="1" w:line="360" w:lineRule="auto"/>
+        <w:ind w:left="0" w:right="3" w:firstLine="567"/>
         <w:jc w:val="both"/>
-        <w:rPr>
-          <w:b/>
-          <w:bCs/>
-          <w:sz w:val="28"/>
-          <w:szCs w:val="28"/>
-          <w:lang w:eastAsia="en-US" w:bidi="ar-SA"/>
-        </w:rPr>
-      </w:pPr>
-      <w:proofErr w:type="spellStart"/>
-      <w:r>
-        <w:rPr>
-          <w:b/>
-          <w:bCs/>
-          <w:sz w:val="28"/>
-          <w:szCs w:val="28"/>
-        </w:rPr>
-        <w:t>Builder</w:t>
-      </w:r>
-      <w:proofErr w:type="spellEnd"/>
-    </w:p>
-    <w:p>
-      <w:pPr>
-        <w:spacing w:line="360" w:lineRule="auto"/>
-        <w:jc w:val="both"/>
-        <w:rPr>
-          <w:sz w:val="28"/>
-          <w:szCs w:val="28"/>
-        </w:rPr>
-      </w:pPr>
-      <w:r>
-        <w:rPr>
-          <w:sz w:val="28"/>
-          <w:szCs w:val="28"/>
-        </w:rPr>
-        <w:t>Використовується для конфігурації та побудови застосунку під час запуску.</w:t>
-      </w:r>
-    </w:p>
-    <w:p>
-      <w:pPr>
-        <w:spacing w:line="360" w:lineRule="auto"/>
-        <w:ind w:firstLine="567"/>
-        <w:jc w:val="both"/>
-        <w:rPr>
-          <w:b/>
-          <w:bCs/>
-          <w:sz w:val="28"/>
-          <w:szCs w:val="28"/>
-        </w:rPr>
-      </w:pPr>
-      <w:proofErr w:type="spellStart"/>
-      <w:r>
-        <w:rPr>
-          <w:b/>
-          <w:bCs/>
-          <w:sz w:val="28"/>
-          <w:szCs w:val="28"/>
-        </w:rPr>
-        <w:t>Singleton</w:t>
-      </w:r>
-      <w:proofErr w:type="spellEnd"/>
-    </w:p>
-    <w:p>
-      <w:pPr>
-        <w:spacing w:line="360" w:lineRule="auto"/>
-        <w:jc w:val="both"/>
-        <w:rPr>
-          <w:sz w:val="28"/>
-          <w:szCs w:val="28"/>
-        </w:rPr>
-      </w:pPr>
-      <w:r>
-        <w:rPr>
-          <w:sz w:val="28"/>
-          <w:szCs w:val="28"/>
-        </w:rPr>
-        <w:t xml:space="preserve">Використовується для реалізації єдиного екземпляра </w:t>
-      </w:r>
-      <w:proofErr w:type="spellStart"/>
-      <w:r>
-        <w:rPr>
-          <w:sz w:val="28"/>
-          <w:szCs w:val="28"/>
-        </w:rPr>
-        <w:t>Management</w:t>
-      </w:r>
-      <w:proofErr w:type="spellEnd"/>
-      <w:r>
-        <w:rPr>
-          <w:sz w:val="28"/>
-          <w:szCs w:val="28"/>
-        </w:rPr>
-        <w:t xml:space="preserve"> System.</w:t>
-      </w:r>
-    </w:p>
-    <w:p>
-      <w:pPr>
-        <w:spacing w:line="360" w:lineRule="auto"/>
-        <w:ind w:firstLine="567"/>
-        <w:jc w:val="both"/>
-        <w:rPr>
-          <w:b/>
-          <w:bCs/>
-          <w:sz w:val="28"/>
-          <w:szCs w:val="28"/>
-        </w:rPr>
-      </w:pPr>
-      <w:proofErr w:type="spellStart"/>
-      <w:r>
-        <w:rPr>
-          <w:b/>
-          <w:bCs/>
-          <w:sz w:val="28"/>
-          <w:szCs w:val="28"/>
-        </w:rPr>
-        <w:t>Factory</w:t>
-      </w:r>
-      <w:proofErr w:type="spellEnd"/>
-      <w:r>
-        <w:rPr>
-          <w:b/>
-          <w:bCs/>
-          <w:sz w:val="28"/>
-          <w:szCs w:val="28"/>
-        </w:rPr>
-        <w:t xml:space="preserve"> </w:t>
-      </w:r>
-      <w:proofErr w:type="spellStart"/>
-      <w:r>
-        <w:rPr>
-          <w:b/>
-          <w:bCs/>
-          <w:sz w:val="28"/>
-          <w:szCs w:val="28"/>
-        </w:rPr>
-        <w:t>Method</w:t>
-      </w:r>
-      <w:proofErr w:type="spellEnd"/>
-    </w:p>
-    <w:p>
-      <w:pPr>
-        <w:spacing w:line="360" w:lineRule="auto"/>
-        <w:jc w:val="both"/>
-        <w:rPr>
-          <w:sz w:val="28"/>
-          <w:szCs w:val="28"/>
-        </w:rPr>
-      </w:pPr>
-      <w:r>
-        <w:rPr>
-          <w:sz w:val="28"/>
-          <w:szCs w:val="28"/>
-        </w:rPr>
-        <w:t xml:space="preserve">Використовується для динамічного створення </w:t>
-      </w:r>
-      <w:proofErr w:type="spellStart"/>
-      <w:r>
-        <w:rPr>
-          <w:sz w:val="28"/>
-          <w:szCs w:val="28"/>
-        </w:rPr>
-        <w:t>transition-handler-ів</w:t>
-      </w:r>
-      <w:proofErr w:type="spellEnd"/>
-      <w:r>
-        <w:rPr>
-          <w:sz w:val="28"/>
-          <w:szCs w:val="28"/>
-        </w:rPr>
-        <w:t>.</w:t>
-      </w:r>
-    </w:p>
-    <w:p>
-      <w:pPr>
-        <w:spacing w:line="360" w:lineRule="auto"/>
-        <w:ind w:firstLine="567"/>
-        <w:jc w:val="both"/>
-        <w:rPr>
-          <w:b/>
-          <w:bCs/>
-          <w:sz w:val="28"/>
-          <w:szCs w:val="28"/>
-        </w:rPr>
-      </w:pPr>
-      <w:proofErr w:type="spellStart"/>
-      <w:r>
-        <w:rPr>
-          <w:b/>
-          <w:bCs/>
-          <w:sz w:val="28"/>
-          <w:szCs w:val="28"/>
-        </w:rPr>
-        <w:t>Prototype</w:t>
-      </w:r>
-      <w:proofErr w:type="spellEnd"/>
-    </w:p>
-    <w:p>
-      <w:pPr>
-        <w:spacing w:line="360" w:lineRule="auto"/>
-        <w:jc w:val="both"/>
-        <w:rPr>
-          <w:sz w:val="28"/>
-          <w:szCs w:val="28"/>
-        </w:rPr>
-      </w:pPr>
-      <w:r>
-        <w:rPr>
-          <w:sz w:val="28"/>
-          <w:szCs w:val="28"/>
-        </w:rPr>
-        <w:lastRenderedPageBreak/>
-        <w:t xml:space="preserve">Використовується для клонування </w:t>
-      </w:r>
-      <w:proofErr w:type="spellStart"/>
-      <w:r>
-        <w:rPr>
-          <w:sz w:val="28"/>
-          <w:szCs w:val="28"/>
-        </w:rPr>
-        <w:t>data</w:t>
-      </w:r>
-      <w:proofErr w:type="spellEnd"/>
-      <w:r>
-        <w:rPr>
-          <w:sz w:val="28"/>
-          <w:szCs w:val="28"/>
-        </w:rPr>
-        <w:t xml:space="preserve"> </w:t>
-      </w:r>
-      <w:proofErr w:type="spellStart"/>
-      <w:r>
-        <w:rPr>
-          <w:sz w:val="28"/>
-          <w:szCs w:val="28"/>
-        </w:rPr>
-        <w:t>container</w:t>
-      </w:r>
-      <w:proofErr w:type="spellEnd"/>
-      <w:r>
-        <w:rPr>
-          <w:sz w:val="28"/>
-          <w:szCs w:val="28"/>
-        </w:rPr>
-        <w:t xml:space="preserve"> без втрати UI </w:t>
-      </w:r>
-      <w:proofErr w:type="spellStart"/>
-      <w:r>
-        <w:rPr>
-          <w:sz w:val="28"/>
-          <w:szCs w:val="28"/>
-        </w:rPr>
-        <w:t>binding</w:t>
-      </w:r>
-      <w:proofErr w:type="spellEnd"/>
-      <w:r>
-        <w:rPr>
-          <w:sz w:val="28"/>
-          <w:szCs w:val="28"/>
-        </w:rPr>
-        <w:t>.</w:t>
-      </w:r>
-    </w:p>
-    <w:p>
-      <w:pPr>
-        <w:spacing w:line="360" w:lineRule="auto"/>
-        <w:ind w:firstLine="567"/>
-        <w:jc w:val="both"/>
-        <w:rPr>
-          <w:b/>
-          <w:bCs/>
-          <w:sz w:val="28"/>
-          <w:szCs w:val="28"/>
-        </w:rPr>
-      </w:pPr>
-      <w:proofErr w:type="spellStart"/>
-      <w:r>
-        <w:rPr>
-          <w:b/>
-          <w:bCs/>
-          <w:sz w:val="28"/>
-          <w:szCs w:val="28"/>
-        </w:rPr>
-        <w:t>Composite</w:t>
-      </w:r>
-      <w:proofErr w:type="spellEnd"/>
-    </w:p>
-    <w:p>
-      <w:pPr>
-        <w:spacing w:line="360" w:lineRule="auto"/>
-        <w:jc w:val="both"/>
-        <w:rPr>
-          <w:sz w:val="28"/>
-          <w:szCs w:val="28"/>
-        </w:rPr>
-      </w:pPr>
-      <w:r>
-        <w:rPr>
-          <w:sz w:val="28"/>
-          <w:szCs w:val="28"/>
-        </w:rPr>
-        <w:t xml:space="preserve">Використовується для побудови ієрархічної структури </w:t>
-      </w:r>
-      <w:proofErr w:type="spellStart"/>
-      <w:r>
-        <w:rPr>
-          <w:sz w:val="28"/>
-          <w:szCs w:val="28"/>
-        </w:rPr>
-        <w:t>data</w:t>
-      </w:r>
-      <w:proofErr w:type="spellEnd"/>
-      <w:r>
-        <w:rPr>
-          <w:sz w:val="28"/>
-          <w:szCs w:val="28"/>
-        </w:rPr>
-        <w:t xml:space="preserve"> </w:t>
-      </w:r>
-      <w:proofErr w:type="spellStart"/>
-      <w:r>
-        <w:rPr>
-          <w:sz w:val="28"/>
-          <w:szCs w:val="28"/>
-        </w:rPr>
-        <w:t>container</w:t>
-      </w:r>
-      <w:proofErr w:type="spellEnd"/>
-      <w:r>
-        <w:rPr>
-          <w:sz w:val="28"/>
-          <w:szCs w:val="28"/>
-        </w:rPr>
-        <w:t>.</w:t>
-      </w:r>
-    </w:p>
-    <w:p>
-      <w:pPr>
-        <w:spacing w:line="360" w:lineRule="auto"/>
-        <w:ind w:firstLine="567"/>
-        <w:jc w:val="both"/>
-        <w:rPr>
-          <w:b/>
-          <w:bCs/>
-          <w:sz w:val="28"/>
-          <w:szCs w:val="28"/>
-        </w:rPr>
-      </w:pPr>
-      <w:proofErr w:type="spellStart"/>
-      <w:r>
-        <w:rPr>
-          <w:b/>
-          <w:bCs/>
-          <w:sz w:val="28"/>
-          <w:szCs w:val="28"/>
-        </w:rPr>
-        <w:t>Decorator</w:t>
-      </w:r>
-      <w:proofErr w:type="spellEnd"/>
-    </w:p>
-    <w:p>
-      <w:pPr>
-        <w:spacing w:line="360" w:lineRule="auto"/>
-        <w:jc w:val="both"/>
-        <w:rPr>
-          <w:sz w:val="28"/>
-          <w:szCs w:val="28"/>
-        </w:rPr>
-      </w:pPr>
-      <w:r>
-        <w:rPr>
-          <w:sz w:val="28"/>
-          <w:szCs w:val="28"/>
-        </w:rPr>
-        <w:t xml:space="preserve">Використовується для створення </w:t>
-      </w:r>
-      <w:proofErr w:type="spellStart"/>
-      <w:r>
-        <w:rPr>
-          <w:sz w:val="28"/>
-          <w:szCs w:val="28"/>
-        </w:rPr>
-        <w:t>observable</w:t>
-      </w:r>
-      <w:proofErr w:type="spellEnd"/>
-      <w:r>
-        <w:rPr>
-          <w:sz w:val="28"/>
-          <w:szCs w:val="28"/>
-        </w:rPr>
-        <w:t xml:space="preserve">-обгортки над </w:t>
-      </w:r>
-      <w:proofErr w:type="spellStart"/>
-      <w:r>
-        <w:rPr>
-          <w:sz w:val="28"/>
-          <w:szCs w:val="28"/>
-        </w:rPr>
-        <w:t>data</w:t>
-      </w:r>
-      <w:proofErr w:type="spellEnd"/>
-      <w:r>
-        <w:rPr>
-          <w:sz w:val="28"/>
-          <w:szCs w:val="28"/>
-        </w:rPr>
-        <w:t xml:space="preserve"> </w:t>
-      </w:r>
-      <w:proofErr w:type="spellStart"/>
-      <w:r>
-        <w:rPr>
-          <w:sz w:val="28"/>
-          <w:szCs w:val="28"/>
-        </w:rPr>
-        <w:t>container</w:t>
-      </w:r>
-      <w:proofErr w:type="spellEnd"/>
-      <w:r>
-        <w:rPr>
-          <w:sz w:val="28"/>
-          <w:szCs w:val="28"/>
-        </w:rPr>
-        <w:t>.</w:t>
-      </w:r>
-    </w:p>
-    <w:p>
-      <w:pPr>
-        <w:spacing w:line="360" w:lineRule="auto"/>
-        <w:ind w:firstLine="567"/>
-        <w:jc w:val="both"/>
-        <w:rPr>
-          <w:b/>
-          <w:bCs/>
-          <w:sz w:val="28"/>
-          <w:szCs w:val="28"/>
-        </w:rPr>
-      </w:pPr>
-      <w:proofErr w:type="spellStart"/>
-      <w:r>
-        <w:rPr>
-          <w:b/>
-          <w:bCs/>
-          <w:sz w:val="28"/>
-          <w:szCs w:val="28"/>
-        </w:rPr>
-        <w:t>Facade</w:t>
-      </w:r>
-      <w:proofErr w:type="spellEnd"/>
-    </w:p>
-    <w:p>
-      <w:pPr>
-        <w:spacing w:line="360" w:lineRule="auto"/>
-        <w:jc w:val="both"/>
-        <w:rPr>
-          <w:sz w:val="28"/>
-          <w:szCs w:val="28"/>
-        </w:rPr>
-      </w:pPr>
-      <w:r>
-        <w:rPr>
-          <w:sz w:val="28"/>
-          <w:szCs w:val="28"/>
-        </w:rPr>
-        <w:t xml:space="preserve">Використовується у </w:t>
-      </w:r>
-      <w:proofErr w:type="spellStart"/>
-      <w:r>
-        <w:rPr>
-          <w:sz w:val="28"/>
-          <w:szCs w:val="28"/>
-        </w:rPr>
-        <w:t>Management</w:t>
-      </w:r>
-      <w:proofErr w:type="spellEnd"/>
-      <w:r>
-        <w:rPr>
-          <w:sz w:val="28"/>
-          <w:szCs w:val="28"/>
-        </w:rPr>
-        <w:t xml:space="preserve"> System для взаємодії між </w:t>
-      </w:r>
-      <w:proofErr w:type="spellStart"/>
-      <w:r>
-        <w:rPr>
-          <w:sz w:val="28"/>
-          <w:szCs w:val="28"/>
-        </w:rPr>
-        <w:t>Functional</w:t>
-      </w:r>
-      <w:proofErr w:type="spellEnd"/>
-      <w:r>
-        <w:rPr>
-          <w:sz w:val="28"/>
-          <w:szCs w:val="28"/>
-        </w:rPr>
-        <w:t xml:space="preserve"> </w:t>
-      </w:r>
-      <w:proofErr w:type="spellStart"/>
-      <w:r>
-        <w:rPr>
-          <w:sz w:val="28"/>
-          <w:szCs w:val="28"/>
-        </w:rPr>
-        <w:t>Architecture</w:t>
-      </w:r>
-      <w:proofErr w:type="spellEnd"/>
-      <w:r>
-        <w:rPr>
-          <w:sz w:val="28"/>
-          <w:szCs w:val="28"/>
-        </w:rPr>
-        <w:t xml:space="preserve"> та </w:t>
-      </w:r>
-      <w:proofErr w:type="spellStart"/>
-      <w:r>
-        <w:rPr>
-          <w:sz w:val="28"/>
-          <w:szCs w:val="28"/>
-        </w:rPr>
-        <w:t>Non-Functional</w:t>
-      </w:r>
-      <w:proofErr w:type="spellEnd"/>
-      <w:r>
-        <w:rPr>
-          <w:sz w:val="28"/>
-          <w:szCs w:val="28"/>
-        </w:rPr>
-        <w:t xml:space="preserve"> </w:t>
-      </w:r>
-      <w:proofErr w:type="spellStart"/>
-      <w:r>
-        <w:rPr>
-          <w:sz w:val="28"/>
-          <w:szCs w:val="28"/>
-        </w:rPr>
-        <w:t>Architecture</w:t>
-      </w:r>
-      <w:proofErr w:type="spellEnd"/>
-      <w:r>
-        <w:rPr>
-          <w:sz w:val="28"/>
-          <w:szCs w:val="28"/>
-        </w:rPr>
-        <w:t>.</w:t>
-      </w:r>
-    </w:p>
-    <w:p>
-      <w:pPr>
-        <w:spacing w:line="360" w:lineRule="auto"/>
-        <w:ind w:firstLine="567"/>
-        <w:jc w:val="both"/>
-        <w:rPr>
-          <w:b/>
-          <w:bCs/>
-          <w:sz w:val="28"/>
-          <w:szCs w:val="28"/>
-        </w:rPr>
-      </w:pPr>
-      <w:proofErr w:type="spellStart"/>
-      <w:r>
-        <w:rPr>
-          <w:b/>
-          <w:bCs/>
-          <w:sz w:val="28"/>
-          <w:szCs w:val="28"/>
-        </w:rPr>
-        <w:t>Chain</w:t>
-      </w:r>
-      <w:proofErr w:type="spellEnd"/>
-      <w:r>
-        <w:rPr>
-          <w:b/>
-          <w:bCs/>
-          <w:sz w:val="28"/>
-          <w:szCs w:val="28"/>
-        </w:rPr>
-        <w:t xml:space="preserve"> of </w:t>
-      </w:r>
-      <w:proofErr w:type="spellStart"/>
-      <w:r>
-        <w:rPr>
-          <w:b/>
-          <w:bCs/>
-          <w:sz w:val="28"/>
-          <w:szCs w:val="28"/>
-        </w:rPr>
-        <w:t>Responsibility</w:t>
-      </w:r>
-      <w:proofErr w:type="spellEnd"/>
-    </w:p>
-    <w:p>
-      <w:pPr>
-        <w:pStyle w:val="NormalWeb"/>
-        <w:spacing w:line="360" w:lineRule="auto"/>
-        <w:jc w:val="both"/>
-        <w:rPr>
-          <w:sz w:val="28"/>
-          <w:szCs w:val="28"/>
-        </w:rPr>
-      </w:pPr>
-      <w:r>
-        <w:rPr>
-          <w:sz w:val="28"/>
-          <w:szCs w:val="28"/>
-        </w:rPr>
-        <w:t xml:space="preserve">Використовується для послідовної обробки </w:t>
-      </w:r>
-      <w:proofErr w:type="spellStart"/>
-      <w:r>
-        <w:rPr>
-          <w:sz w:val="28"/>
-          <w:szCs w:val="28"/>
-        </w:rPr>
-        <w:t>transition-ів</w:t>
-      </w:r>
-      <w:proofErr w:type="spellEnd"/>
-      <w:r>
-        <w:rPr>
-          <w:sz w:val="28"/>
-          <w:szCs w:val="28"/>
-        </w:rPr>
-        <w:t xml:space="preserve"> між рівнями системи.</w:t>
-      </w:r>
-    </w:p>
-    <w:p>
-      <w:pPr>
-        <w:pStyle w:val="Heading2"/>
-        <w:numPr>
-          <w:ilvl w:val="1"/>
-          <w:numId w:val="3"/>
-        </w:numPr>
-        <w:tabs>
-          <w:tab w:val="left" w:pos="1278"/>
-        </w:tabs>
-        <w:spacing w:before="1"/>
-        <w:ind w:right="3"/>
-        <w:rPr>
-          <w:b w:val="0"/>
-          <w:bCs w:val="0"/>
-          <w:i/>
-          <w:iCs/>
-        </w:rPr>
-      </w:pPr>
-      <w:r>
-        <w:t>Вимоги до програмного забезпечення</w:t>
-      </w:r>
-    </w:p>
-    <w:p>
-      <w:pPr>
-        <w:pStyle w:val="ListParagraph"/>
-        <w:numPr>
-          <w:ilvl w:val="0"/>
-          <w:numId w:val="12"/>
-        </w:numPr>
-        <w:jc w:val="both"/>
-        <w:rPr>
-          <w:sz w:val="28"/>
-          <w:szCs w:val="28"/>
-          <w:lang w:eastAsia="en-US" w:bidi="ar-SA"/>
-        </w:rPr>
-      </w:pPr>
-      <w:r>
-        <w:rPr>
-          <w:sz w:val="28"/>
-          <w:szCs w:val="28"/>
-        </w:rPr>
-        <w:t xml:space="preserve">Операційна система: MS Windows 10/11; </w:t>
-      </w:r>
-    </w:p>
-    <w:p>
-      <w:pPr>
-        <w:pStyle w:val="ListParagraph"/>
-        <w:numPr>
-          <w:ilvl w:val="0"/>
-          <w:numId w:val="12"/>
-        </w:numPr>
-        <w:jc w:val="both"/>
-        <w:rPr>
-          <w:sz w:val="28"/>
-          <w:szCs w:val="28"/>
-        </w:rPr>
-      </w:pPr>
-      <w:r>
-        <w:rPr>
-          <w:sz w:val="28"/>
-          <w:szCs w:val="28"/>
-        </w:rPr>
-        <w:t xml:space="preserve">Платформа: .NET; </w:t>
-      </w:r>
-    </w:p>
-    <w:p>
-      <w:pPr>
-        <w:pStyle w:val="ListParagraph"/>
-        <w:numPr>
-          <w:ilvl w:val="0"/>
-          <w:numId w:val="12"/>
-        </w:numPr>
-        <w:jc w:val="both"/>
-        <w:rPr>
-          <w:sz w:val="28"/>
-          <w:szCs w:val="28"/>
-        </w:rPr>
-      </w:pPr>
-      <w:r>
-        <w:rPr>
-          <w:sz w:val="28"/>
-          <w:szCs w:val="28"/>
-        </w:rPr>
-        <w:t xml:space="preserve">Мова програмування: C#; </w:t>
-      </w:r>
-    </w:p>
-    <w:p>
-      <w:pPr>
-        <w:pStyle w:val="ListParagraph"/>
-        <w:numPr>
-          <w:ilvl w:val="0"/>
-          <w:numId w:val="12"/>
-        </w:numPr>
-        <w:jc w:val="both"/>
-        <w:rPr>
-          <w:sz w:val="28"/>
-          <w:szCs w:val="28"/>
-        </w:rPr>
-      </w:pPr>
-      <w:r>
-        <w:rPr>
-          <w:sz w:val="28"/>
-          <w:szCs w:val="28"/>
-        </w:rPr>
-        <w:t xml:space="preserve">UI </w:t>
-      </w:r>
-      <w:proofErr w:type="spellStart"/>
-      <w:r>
-        <w:rPr>
-          <w:sz w:val="28"/>
-          <w:szCs w:val="28"/>
-        </w:rPr>
-        <w:t>Framework</w:t>
-      </w:r>
-      <w:proofErr w:type="spellEnd"/>
-      <w:r>
-        <w:rPr>
-          <w:sz w:val="28"/>
-          <w:szCs w:val="28"/>
-        </w:rPr>
-        <w:t xml:space="preserve">: WPF; </w:t>
-      </w:r>
-    </w:p>
-    <w:p>
-      <w:pPr>
-        <w:pStyle w:val="ListParagraph"/>
-        <w:numPr>
-          <w:ilvl w:val="0"/>
-          <w:numId w:val="12"/>
-        </w:numPr>
-        <w:jc w:val="both"/>
-        <w:rPr>
-          <w:b/>
-          <w:bCs/>
-          <w:sz w:val="28"/>
-          <w:szCs w:val="28"/>
-        </w:rPr>
-      </w:pPr>
-      <w:r>
-        <w:rPr>
-          <w:sz w:val="28"/>
-          <w:szCs w:val="28"/>
-        </w:rPr>
-        <w:t>Архітектурний підхід: MVVM.</w:t>
-      </w:r>
-    </w:p>
-    <w:p>
-      <w:pPr>
-        <w:pStyle w:val="Heading2"/>
-        <w:numPr>
-          <w:ilvl w:val="1"/>
-          <w:numId w:val="3"/>
-        </w:numPr>
-        <w:tabs>
-          <w:tab w:val="left" w:pos="1278"/>
-        </w:tabs>
-        <w:spacing w:before="1"/>
-        <w:ind w:left="1276" w:right="3" w:hanging="540"/>
         <w:rPr>
           <w:b w:val="0"/>
           <w:bCs w:val="0"/>
@@ -5269,7 +4413,8 @@
           <w:ilvl w:val="0"/>
           <w:numId w:val="15"/>
         </w:numPr>
-        <w:ind w:left="1276"/>
+        <w:spacing w:line="360" w:lineRule="auto"/>
+        <w:ind w:left="0" w:firstLine="567"/>
         <w:jc w:val="both"/>
         <w:rPr>
           <w:b/>
@@ -5325,7 +4470,8 @@
           <w:ilvl w:val="0"/>
           <w:numId w:val="15"/>
         </w:numPr>
-        <w:ind w:left="1276"/>
+        <w:spacing w:line="360" w:lineRule="auto"/>
+        <w:ind w:left="0" w:firstLine="567"/>
         <w:jc w:val="both"/>
         <w:rPr>
           <w:b/>
@@ -5349,7 +4495,8 @@
           <w:ilvl w:val="0"/>
           <w:numId w:val="15"/>
         </w:numPr>
-        <w:ind w:left="1276"/>
+        <w:spacing w:line="360" w:lineRule="auto"/>
+        <w:ind w:left="0" w:firstLine="567"/>
         <w:jc w:val="both"/>
         <w:rPr>
           <w:b/>
@@ -5386,7 +4533,7 @@
           <w:right w:val="nil"/>
           <w:between w:val="nil"/>
         </w:pBdr>
-        <w:spacing w:before="4"/>
+        <w:spacing w:before="4" w:line="360" w:lineRule="auto"/>
         <w:rPr>
           <w:color w:val="000000"/>
           <w:sz w:val="26"/>
@@ -5403,7 +4550,7 @@
           <w:right w:val="nil"/>
           <w:between w:val="nil"/>
         </w:pBdr>
-        <w:spacing w:before="4"/>
+        <w:spacing w:before="4" w:line="360" w:lineRule="auto"/>
         <w:rPr>
           <w:color w:val="000000"/>
           <w:sz w:val="26"/>
@@ -5420,7 +4567,7 @@
           <w:right w:val="nil"/>
           <w:between w:val="nil"/>
         </w:pBdr>
-        <w:spacing w:before="4"/>
+        <w:spacing w:before="4" w:line="360" w:lineRule="auto"/>
         <w:rPr>
           <w:color w:val="000000"/>
           <w:sz w:val="26"/>
@@ -5437,7 +4584,7 @@
           <w:right w:val="nil"/>
           <w:between w:val="nil"/>
         </w:pBdr>
-        <w:spacing w:before="4"/>
+        <w:spacing w:before="4" w:line="360" w:lineRule="auto"/>
         <w:rPr>
           <w:color w:val="000000"/>
           <w:sz w:val="26"/>
@@ -5454,7 +4601,7 @@
           <w:right w:val="nil"/>
           <w:between w:val="nil"/>
         </w:pBdr>
-        <w:spacing w:before="4"/>
+        <w:spacing w:before="4" w:line="360" w:lineRule="auto"/>
         <w:rPr>
           <w:color w:val="000000"/>
           <w:sz w:val="26"/>
@@ -5471,7 +4618,7 @@
           <w:right w:val="nil"/>
           <w:between w:val="nil"/>
         </w:pBdr>
-        <w:spacing w:before="4"/>
+        <w:spacing w:before="4" w:line="360" w:lineRule="auto"/>
         <w:rPr>
           <w:color w:val="000000"/>
           <w:sz w:val="26"/>
@@ -5486,6 +4633,7 @@
           <w:ilvl w:val="0"/>
           <w:numId w:val="3"/>
         </w:numPr>
+        <w:spacing w:line="360" w:lineRule="auto"/>
       </w:pPr>
       <w:r>
         <w:t>ВИМОГИ ДО ПРОЕКТНОЇ ДОКУМЕНТАЦІЇ</w:t>
@@ -5496,7 +4644,7 @@
         <w:widowControl/>
         <w:autoSpaceDE/>
         <w:autoSpaceDN/>
-        <w:spacing w:before="100" w:beforeAutospacing="1" w:after="100" w:afterAutospacing="1"/>
+        <w:spacing w:before="100" w:beforeAutospacing="1" w:after="100" w:afterAutospacing="1" w:line="360" w:lineRule="auto"/>
         <w:jc w:val="both"/>
         <w:rPr>
           <w:sz w:val="28"/>
@@ -5548,21 +4696,24 @@
         </w:rPr>
         <w:t xml:space="preserve"> </w:t>
       </w:r>
-      <w:proofErr w:type="spellStart"/>
-      <w:r>
-        <w:rPr>
-          <w:sz w:val="28"/>
-          <w:szCs w:val="28"/>
-          <w:lang w:val="ru-RU" w:eastAsia="en-US" w:bidi="ar-SA"/>
-        </w:rPr>
-        <w:t>курсової</w:t>
-      </w:r>
-      <w:proofErr w:type="spellEnd"/>
-      <w:r>
-        <w:rPr>
-          <w:sz w:val="28"/>
-          <w:szCs w:val="28"/>
-          <w:lang w:val="ru-RU" w:eastAsia="en-US" w:bidi="ar-SA"/>
+      <w:r>
+        <w:rPr>
+          <w:sz w:val="28"/>
+          <w:szCs w:val="28"/>
+        </w:rPr>
+        <w:t>курсово</w:t>
+      </w:r>
+      <w:r>
+        <w:rPr>
+          <w:sz w:val="28"/>
+          <w:szCs w:val="28"/>
+        </w:rPr>
+        <w:t>го</w:t>
+      </w:r>
+      <w:r>
+        <w:rPr>
+          <w:sz w:val="28"/>
+          <w:szCs w:val="28"/>
         </w:rPr>
         <w:t xml:space="preserve"> </w:t>
       </w:r>
@@ -5571,9 +4722,8 @@
         <w:rPr>
           <w:sz w:val="28"/>
           <w:szCs w:val="28"/>
-          <w:lang w:val="ru-RU" w:eastAsia="en-US" w:bidi="ar-SA"/>
-        </w:rPr>
-        <w:t>роботи</w:t>
+        </w:rPr>
+        <w:t>проєкту</w:t>
       </w:r>
       <w:proofErr w:type="spellEnd"/>
       <w:r>
@@ -5664,6 +4814,7 @@
           <w:ilvl w:val="0"/>
           <w:numId w:val="17"/>
         </w:numPr>
+        <w:spacing w:line="360" w:lineRule="auto"/>
         <w:jc w:val="both"/>
         <w:rPr>
           <w:sz w:val="28"/>
@@ -5715,6 +4866,7 @@
           <w:ilvl w:val="0"/>
           <w:numId w:val="17"/>
         </w:numPr>
+        <w:spacing w:line="360" w:lineRule="auto"/>
         <w:jc w:val="both"/>
         <w:rPr>
           <w:sz w:val="28"/>
@@ -5784,6 +4936,7 @@
           <w:ilvl w:val="0"/>
           <w:numId w:val="17"/>
         </w:numPr>
+        <w:spacing w:line="360" w:lineRule="auto"/>
         <w:jc w:val="both"/>
         <w:rPr>
           <w:sz w:val="28"/>
@@ -5797,6 +4950,7 @@
           <w:szCs w:val="28"/>
           <w:lang w:val="en-US" w:eastAsia="en-US" w:bidi="ar-SA"/>
         </w:rPr>
+        <w:lastRenderedPageBreak/>
         <w:t>UML-</w:t>
       </w:r>
       <w:proofErr w:type="spellStart"/>
@@ -5825,6 +4979,7 @@
           <w:ilvl w:val="0"/>
           <w:numId w:val="17"/>
         </w:numPr>
+        <w:spacing w:line="360" w:lineRule="auto"/>
         <w:jc w:val="both"/>
         <w:rPr>
           <w:sz w:val="28"/>
@@ -5912,6 +5067,7 @@
           <w:ilvl w:val="0"/>
           <w:numId w:val="17"/>
         </w:numPr>
+        <w:spacing w:line="360" w:lineRule="auto"/>
         <w:jc w:val="both"/>
         <w:rPr>
           <w:sz w:val="28"/>
@@ -5999,6 +5155,7 @@
           <w:ilvl w:val="0"/>
           <w:numId w:val="17"/>
         </w:numPr>
+        <w:spacing w:line="360" w:lineRule="auto"/>
         <w:jc w:val="both"/>
         <w:rPr>
           <w:sz w:val="28"/>
@@ -6068,6 +5225,7 @@
           <w:ilvl w:val="0"/>
           <w:numId w:val="17"/>
         </w:numPr>
+        <w:spacing w:line="360" w:lineRule="auto"/>
         <w:jc w:val="both"/>
         <w:rPr>
           <w:sz w:val="28"/>
@@ -6177,7 +5335,6 @@
         <w:ind w:left="567" w:hanging="425"/>
       </w:pPr>
       <w:r>
-        <w:lastRenderedPageBreak/>
         <w:t>ЕТАПИ РОЗРОБЛЕННЯ</w:t>
       </w:r>
     </w:p>
@@ -6335,7 +5492,41 @@
                 <w:szCs w:val="28"/>
                 <w:lang w:val="uk-UA"/>
               </w:rPr>
-              <w:t xml:space="preserve">Затвердження теми курсової роботи. Аналіз літератури з ООП, </w:t>
+              <w:t>Затвердження теми курсово</w:t>
+            </w:r>
+            <w:r>
+              <w:rPr>
+                <w:sz w:val="28"/>
+                <w:szCs w:val="28"/>
+                <w:lang w:val="uk-UA"/>
+              </w:rPr>
+              <w:t>го</w:t>
+            </w:r>
+            <w:r>
+              <w:rPr>
+                <w:sz w:val="28"/>
+                <w:szCs w:val="28"/>
+                <w:lang w:val="uk-UA"/>
+              </w:rPr>
+              <w:t xml:space="preserve"> </w:t>
+            </w:r>
+            <w:proofErr w:type="spellStart"/>
+            <w:r>
+              <w:rPr>
+                <w:sz w:val="28"/>
+                <w:szCs w:val="28"/>
+                <w:lang w:val="uk-UA"/>
+              </w:rPr>
+              <w:t>проєкту</w:t>
+            </w:r>
+            <w:proofErr w:type="spellEnd"/>
+            <w:r>
+              <w:rPr>
+                <w:sz w:val="28"/>
+                <w:szCs w:val="28"/>
+                <w:lang w:val="uk-UA"/>
+              </w:rPr>
+              <w:t xml:space="preserve">. Аналіз літератури з ООП, </w:t>
             </w:r>
             <w:r>
               <w:rPr>
@@ -7746,36 +6937,6 @@
                 <w:sz w:val="28"/>
                 <w:szCs w:val="28"/>
               </w:rPr>
-              <w:t xml:space="preserve"> Composite, Prototype </w:t>
-            </w:r>
-            <w:r>
-              <w:rPr>
-                <w:sz w:val="28"/>
-                <w:szCs w:val="28"/>
-                <w:lang w:val="ru-RU"/>
-              </w:rPr>
-              <w:t>та</w:t>
-            </w:r>
-            <w:r>
-              <w:rPr>
-                <w:sz w:val="28"/>
-                <w:szCs w:val="28"/>
-              </w:rPr>
-              <w:t xml:space="preserve"> Decorator </w:t>
-            </w:r>
-            <w:r>
-              <w:rPr>
-                <w:sz w:val="28"/>
-                <w:szCs w:val="28"/>
-                <w:lang w:val="ru-RU"/>
-              </w:rPr>
-              <w:t>для</w:t>
-            </w:r>
-            <w:r>
-              <w:rPr>
-                <w:sz w:val="28"/>
-                <w:szCs w:val="28"/>
-              </w:rPr>
               <w:t xml:space="preserve"> data container </w:t>
             </w:r>
             <w:r>
@@ -8368,6 +7529,7 @@
                 <w:szCs w:val="28"/>
                 <w:lang w:val="uk-UA"/>
               </w:rPr>
+              <w:lastRenderedPageBreak/>
               <w:t>12</w:t>
             </w:r>
           </w:p>
@@ -8618,6 +7780,22 @@
                 <w:szCs w:val="28"/>
                 <w:lang w:val="ru-RU"/>
               </w:rPr>
+              <w:t xml:space="preserve"> курсов</w:t>
+            </w:r>
+            <w:r>
+              <w:rPr>
+                <w:sz w:val="28"/>
+                <w:szCs w:val="28"/>
+                <w:lang w:val="ru-RU"/>
+              </w:rPr>
+              <w:t>ого</w:t>
+            </w:r>
+            <w:r>
+              <w:rPr>
+                <w:sz w:val="28"/>
+                <w:szCs w:val="28"/>
+                <w:lang w:val="ru-RU"/>
+              </w:rPr>
               <w:t xml:space="preserve"> </w:t>
             </w:r>
             <w:proofErr w:type="spellStart"/>
@@ -8627,25 +7805,7 @@
                 <w:szCs w:val="28"/>
                 <w:lang w:val="ru-RU"/>
               </w:rPr>
-              <w:t>курсової</w:t>
-            </w:r>
-            <w:proofErr w:type="spellEnd"/>
-            <w:r>
-              <w:rPr>
-                <w:sz w:val="28"/>
-                <w:szCs w:val="28"/>
-                <w:lang w:val="ru-RU"/>
-              </w:rPr>
-              <w:t xml:space="preserve"> </w:t>
-            </w:r>
-            <w:proofErr w:type="spellStart"/>
-            <w:r>
-              <w:rPr>
-                <w:sz w:val="28"/>
-                <w:szCs w:val="28"/>
-                <w:lang w:val="ru-RU"/>
-              </w:rPr>
-              <w:t>роботи</w:t>
+              <w:t>проєкту</w:t>
             </w:r>
             <w:proofErr w:type="spellEnd"/>
             <w:r>
@@ -9601,7 +8761,7 @@
       <w:lvlText w:val="%1.%2."/>
       <w:lvlJc w:val="left"/>
       <w:pPr>
-        <w:ind w:left="1202" w:hanging="492"/>
+        <w:ind w:left="1060" w:hanging="492"/>
       </w:pPr>
       <w:rPr>
         <w:rFonts w:ascii="Times New Roman" w:eastAsia="Times New Roman" w:hAnsi="Times New Roman" w:cs="Times New Roman"/>
@@ -11493,6 +10653,7 @@
   <w:style w:type="character" w:default="1" w:styleId="DefaultParagraphFont">
     <w:name w:val="Default Paragraph Font"/>
     <w:uiPriority w:val="1"/>
+    <w:semiHidden/>
     <w:unhideWhenUsed/>
   </w:style>
   <w:style w:type="table" w:default="1" w:styleId="TableNormal">
